--- a/fuentes/CFA2_33110233_DU.docx
+++ b/fuentes/CFA2_33110233_DU.docx
@@ -1,6 +1,6 @@
 
 <file path=word/document.xml><?xml version="1.0" encoding="utf-8"?>
-<w:document xmlns:wpc="http://schemas.microsoft.com/office/word/2010/wordprocessingCanvas" xmlns:cx="http://schemas.microsoft.com/office/drawing/2014/chartex" xmlns:cx1="http://schemas.microsoft.com/office/drawing/2015/9/8/chartex" xmlns:cx2="http://schemas.microsoft.com/office/drawing/2015/10/21/chartex" xmlns:cx3="http://schemas.microsoft.com/office/drawing/2016/5/9/chartex" xmlns:cx4="http://schemas.microsoft.com/office/drawing/2016/5/10/chartex" xmlns:cx5="http://schemas.microsoft.com/office/drawing/2016/5/11/chartex" xmlns:cx6="http://schemas.microsoft.com/office/drawing/2016/5/12/chartex" xmlns:cx7="http://schemas.microsoft.com/office/drawing/2016/5/13/chartex" xmlns:cx8="http://schemas.microsoft.com/office/drawing/2016/5/14/chartex" xmlns:mc="http://schemas.openxmlformats.org/markup-compatibility/2006" xmlns:aink="http://schemas.microsoft.com/office/drawing/2016/ink" xmlns:am3d="http://schemas.microsoft.com/office/drawing/2017/model3d" xmlns:o="urn:schemas-microsoft-com:office:office" xmlns:r="http://schemas.openxmlformats.org/officeDocument/2006/relationships" xmlns:m="http://schemas.openxmlformats.org/officeDocument/2006/math" xmlns:v="urn:schemas-microsoft-com:vml" xmlns:wp14="http://schemas.microsoft.com/office/word/2010/wordprocessingDrawing" xmlns:wp="http://schemas.openxmlformats.org/drawingml/2006/wordprocessingDrawing" xmlns:w10="urn:schemas-microsoft-com:office:word" xmlns:w="http://schemas.openxmlformats.org/wordprocessingml/2006/main" xmlns:w14="http://schemas.microsoft.com/office/word/2010/wordml" xmlns:w15="http://schemas.microsoft.com/office/word/2012/wordml" xmlns:w16cex="http://schemas.microsoft.com/office/word/2018/wordml/cex" xmlns:w16cid="http://schemas.microsoft.com/office/word/2016/wordml/cid" xmlns:w16="http://schemas.microsoft.com/office/word/2018/wordml" xmlns:w16sdtdh="http://schemas.microsoft.com/office/word/2020/wordml/sdtdatahash" xmlns:w16se="http://schemas.microsoft.com/office/word/2015/wordml/symex" xmlns:wpg="http://schemas.microsoft.com/office/word/2010/wordprocessingGroup" xmlns:wpi="http://schemas.microsoft.com/office/word/2010/wordprocessingInk" xmlns:wne="http://schemas.microsoft.com/office/word/2006/wordml" xmlns:wps="http://schemas.microsoft.com/office/word/2010/wordprocessingShape" mc:Ignorable="w14 w15 w16se w16cid w16 w16cex w16sdtdh wp14">
+<w:document xmlns:wpc="http://schemas.microsoft.com/office/word/2010/wordprocessingCanvas" xmlns:cx="http://schemas.microsoft.com/office/drawing/2014/chartex" xmlns:mc="http://schemas.openxmlformats.org/markup-compatibility/2006" xmlns:o="urn:schemas-microsoft-com:office:office" xmlns:r="http://schemas.openxmlformats.org/officeDocument/2006/relationships" xmlns:m="http://schemas.openxmlformats.org/officeDocument/2006/math" xmlns:v="urn:schemas-microsoft-com:vml" xmlns:wp14="http://schemas.microsoft.com/office/word/2010/wordprocessingDrawing" xmlns:wp="http://schemas.openxmlformats.org/drawingml/2006/wordprocessingDrawing" xmlns:w10="urn:schemas-microsoft-com:office:word" xmlns:w="http://schemas.openxmlformats.org/wordprocessingml/2006/main" xmlns:w14="http://schemas.microsoft.com/office/word/2010/wordml" xmlns:w15="http://schemas.microsoft.com/office/word/2012/wordml" xmlns:w16se="http://schemas.microsoft.com/office/word/2015/wordml/symex" xmlns:wpg="http://schemas.microsoft.com/office/word/2010/wordprocessingGroup" xmlns:wpi="http://schemas.microsoft.com/office/word/2010/wordprocessingInk" xmlns:wne="http://schemas.microsoft.com/office/word/2006/wordml" xmlns:wps="http://schemas.microsoft.com/office/word/2010/wordprocessingShape" mc:Ignorable="w14 w15 w16se wp14">
   <w:body>
     <w:p>
       <w:pPr>
@@ -26,7 +26,7 @@
             <wp:docPr id="6" name="Imagen 2">
               <a:extLst xmlns:a="http://schemas.openxmlformats.org/drawingml/2006/main">
                 <a:ext uri="{C183D7F6-B498-43B3-948B-1728B52AA6E4}">
-                  <adec:decorative xmlns:adec="http://schemas.microsoft.com/office/drawing/2017/decorative" val="1"/>
+                  <adec:decorative xmlns:adec="http://schemas.microsoft.com/office/drawing/2017/decorative" xmlns:w16sdtdh="http://schemas.microsoft.com/office/word/2020/wordml/sdtdatahash" xmlns:w16="http://schemas.microsoft.com/office/word/2018/wordml" xmlns:w16cid="http://schemas.microsoft.com/office/word/2016/wordml/cid" xmlns:w16cex="http://schemas.microsoft.com/office/word/2018/wordml/cex" xmlns:w="http://schemas.openxmlformats.org/wordprocessingml/2006/main" xmlns:w10="urn:schemas-microsoft-com:office:word" xmlns:v="urn:schemas-microsoft-com:vml" xmlns:o="urn:schemas-microsoft-com:office:office" xmlns:am3d="http://schemas.microsoft.com/office/drawing/2017/model3d" xmlns:aink="http://schemas.microsoft.com/office/drawing/2016/ink" xmlns:cx8="http://schemas.microsoft.com/office/drawing/2016/5/14/chartex" xmlns:cx7="http://schemas.microsoft.com/office/drawing/2016/5/13/chartex" xmlns:cx6="http://schemas.microsoft.com/office/drawing/2016/5/12/chartex" xmlns:cx5="http://schemas.microsoft.com/office/drawing/2016/5/11/chartex" xmlns:cx4="http://schemas.microsoft.com/office/drawing/2016/5/10/chartex" xmlns:cx3="http://schemas.microsoft.com/office/drawing/2016/5/9/chartex" xmlns:cx2="http://schemas.microsoft.com/office/drawing/2015/10/21/chartex" xmlns:cx1="http://schemas.microsoft.com/office/drawing/2015/9/8/chartex" xmlns="" val="1"/>
                 </a:ext>
               </a:extLst>
             </wp:docPr>
@@ -154,7 +154,7 @@
                 <wp:docPr id="4" name="Rectángulo 4">
                   <a:extLst xmlns:a="http://schemas.openxmlformats.org/drawingml/2006/main">
                     <a:ext uri="{C183D7F6-B498-43B3-948B-1728B52AA6E4}">
-                      <adec:decorative xmlns:adec="http://schemas.microsoft.com/office/drawing/2017/decorative" val="1"/>
+                      <adec:decorative xmlns:adec="http://schemas.microsoft.com/office/drawing/2017/decorative" xmlns:w16sdtdh="http://schemas.microsoft.com/office/word/2020/wordml/sdtdatahash" xmlns:w16="http://schemas.microsoft.com/office/word/2018/wordml" xmlns:w16cid="http://schemas.microsoft.com/office/word/2016/wordml/cid" xmlns:w16cex="http://schemas.microsoft.com/office/word/2018/wordml/cex" xmlns:w="http://schemas.openxmlformats.org/wordprocessingml/2006/main" xmlns:w10="urn:schemas-microsoft-com:office:word" xmlns:v="urn:schemas-microsoft-com:vml" xmlns:o="urn:schemas-microsoft-com:office:office" xmlns:am3d="http://schemas.microsoft.com/office/drawing/2017/model3d" xmlns:aink="http://schemas.microsoft.com/office/drawing/2016/ink" xmlns:cx8="http://schemas.microsoft.com/office/drawing/2016/5/14/chartex" xmlns:cx7="http://schemas.microsoft.com/office/drawing/2016/5/13/chartex" xmlns:cx6="http://schemas.microsoft.com/office/drawing/2016/5/12/chartex" xmlns:cx5="http://schemas.microsoft.com/office/drawing/2016/5/11/chartex" xmlns:cx4="http://schemas.microsoft.com/office/drawing/2016/5/10/chartex" xmlns:cx3="http://schemas.microsoft.com/office/drawing/2016/5/9/chartex" xmlns:cx2="http://schemas.microsoft.com/office/drawing/2015/10/21/chartex" xmlns:cx1="http://schemas.microsoft.com/office/drawing/2015/9/8/chartex" xmlns="" val="1"/>
                     </a:ext>
                   </a:extLst>
                 </wp:docPr>
@@ -216,7 +216,7 @@
               </wp:anchor>
             </w:drawing>
           </mc:Choice>
-          <mc:Fallback>
+          <mc:Fallback xmlns:w16sdtdh="http://schemas.microsoft.com/office/word/2020/wordml/sdtdatahash" xmlns:w16="http://schemas.microsoft.com/office/word/2018/wordml" xmlns:w16cid="http://schemas.microsoft.com/office/word/2016/wordml/cid" xmlns:w16cex="http://schemas.microsoft.com/office/word/2018/wordml/cex" xmlns:am3d="http://schemas.microsoft.com/office/drawing/2017/model3d" xmlns:aink="http://schemas.microsoft.com/office/drawing/2016/ink" xmlns:cx8="http://schemas.microsoft.com/office/drawing/2016/5/14/chartex" xmlns:cx7="http://schemas.microsoft.com/office/drawing/2016/5/13/chartex" xmlns:cx6="http://schemas.microsoft.com/office/drawing/2016/5/12/chartex" xmlns:cx5="http://schemas.microsoft.com/office/drawing/2016/5/11/chartex" xmlns:cx4="http://schemas.microsoft.com/office/drawing/2016/5/10/chartex" xmlns:cx3="http://schemas.microsoft.com/office/drawing/2016/5/9/chartex" xmlns:cx2="http://schemas.microsoft.com/office/drawing/2015/10/21/chartex" xmlns:cx1="http://schemas.microsoft.com/office/drawing/2015/9/8/chartex">
             <w:pict>
               <v:rect w14:anchorId="5C6229C9" id="Rectángulo 4" o:spid="_x0000_s1026" style="position:absolute;margin-left:-55.7pt;margin-top:29pt;width:613.85pt;height:204pt;z-index:-251659776;visibility:visible;mso-wrap-style:square;mso-width-percent:0;mso-height-percent:0;mso-wrap-distance-left:9pt;mso-wrap-distance-top:0;mso-wrap-distance-right:9pt;mso-wrap-distance-bottom:0;mso-position-horizontal:absolute;mso-position-horizontal-relative:text;mso-position-vertical:absolute;mso-position-vertical-relative:text;mso-width-percent:0;mso-height-percent:0;mso-width-relative:page;mso-height-relative:margin;v-text-anchor:middle" o:gfxdata="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" fillcolor="#00314d" stroked="f" strokeweight="1pt"/>
             </w:pict>
@@ -255,7 +255,7 @@
                 <wp:docPr id="2" name="Cuadro de texto 2">
                   <a:extLst xmlns:a="http://schemas.openxmlformats.org/drawingml/2006/main">
                     <a:ext uri="{C183D7F6-B498-43B3-948B-1728B52AA6E4}">
-                      <adec:decorative xmlns:adec="http://schemas.microsoft.com/office/drawing/2017/decorative" val="1"/>
+                      <adec:decorative xmlns:adec="http://schemas.microsoft.com/office/drawing/2017/decorative" xmlns:w16sdtdh="http://schemas.microsoft.com/office/word/2020/wordml/sdtdatahash" xmlns:w16="http://schemas.microsoft.com/office/word/2018/wordml" xmlns:w16cid="http://schemas.microsoft.com/office/word/2016/wordml/cid" xmlns:w16cex="http://schemas.microsoft.com/office/word/2018/wordml/cex" xmlns:w="http://schemas.openxmlformats.org/wordprocessingml/2006/main" xmlns:w10="urn:schemas-microsoft-com:office:word" xmlns:v="urn:schemas-microsoft-com:vml" xmlns:o="urn:schemas-microsoft-com:office:office" xmlns:am3d="http://schemas.microsoft.com/office/drawing/2017/model3d" xmlns:aink="http://schemas.microsoft.com/office/drawing/2016/ink" xmlns:cx8="http://schemas.microsoft.com/office/drawing/2016/5/14/chartex" xmlns:cx7="http://schemas.microsoft.com/office/drawing/2016/5/13/chartex" xmlns:cx6="http://schemas.microsoft.com/office/drawing/2016/5/12/chartex" xmlns:cx5="http://schemas.microsoft.com/office/drawing/2016/5/11/chartex" xmlns:cx4="http://schemas.microsoft.com/office/drawing/2016/5/10/chartex" xmlns:cx3="http://schemas.microsoft.com/office/drawing/2016/5/9/chartex" xmlns:cx2="http://schemas.microsoft.com/office/drawing/2015/10/21/chartex" xmlns:cx1="http://schemas.microsoft.com/office/drawing/2015/9/8/chartex" xmlns="" val="1"/>
                     </a:ext>
                   </a:extLst>
                 </wp:docPr>
@@ -315,7 +315,7 @@
               </wp:anchor>
             </w:drawing>
           </mc:Choice>
-          <mc:Fallback>
+          <mc:Fallback xmlns:w16sdtdh="http://schemas.microsoft.com/office/word/2020/wordml/sdtdatahash" xmlns:w16="http://schemas.microsoft.com/office/word/2018/wordml" xmlns:w16cid="http://schemas.microsoft.com/office/word/2016/wordml/cid" xmlns:w16cex="http://schemas.microsoft.com/office/word/2018/wordml/cex" xmlns:am3d="http://schemas.microsoft.com/office/drawing/2017/model3d" xmlns:aink="http://schemas.microsoft.com/office/drawing/2016/ink" xmlns:cx8="http://schemas.microsoft.com/office/drawing/2016/5/14/chartex" xmlns:cx7="http://schemas.microsoft.com/office/drawing/2016/5/13/chartex" xmlns:cx6="http://schemas.microsoft.com/office/drawing/2016/5/12/chartex" xmlns:cx5="http://schemas.microsoft.com/office/drawing/2016/5/11/chartex" xmlns:cx4="http://schemas.microsoft.com/office/drawing/2016/5/10/chartex" xmlns:cx3="http://schemas.microsoft.com/office/drawing/2016/5/9/chartex" xmlns:cx2="http://schemas.microsoft.com/office/drawing/2015/10/21/chartex" xmlns:cx1="http://schemas.microsoft.com/office/drawing/2015/9/8/chartex">
             <w:pict>
               <v:shapetype w14:anchorId="5E459EE6" id="_x0000_t202" coordsize="21600,21600" o:spt="202" path="m,l,21600r21600,l21600,xe">
                 <v:stroke joinstyle="miter"/>
@@ -3840,7 +3840,7 @@
             <w:noProof/>
             <w:webHidden/>
           </w:rPr>
-          <w:t>90</w:t>
+          <w:t>89</w:t>
         </w:r>
         <w:r>
           <w:rPr>
@@ -3945,6 +3945,7 @@
       <w:r>
         <w:rPr>
           <w:noProof/>
+          <w:lang w:val="en-US"/>
         </w:rPr>
         <w:drawing>
           <wp:inline distT="0" distB="0" distL="0" distR="0" wp14:anchorId="7EEFBEF1" wp14:editId="5D0C0927">
@@ -3953,7 +3954,7 @@
             <wp:docPr id="5" name="Imagen 5">
               <a:extLst xmlns:a="http://schemas.openxmlformats.org/drawingml/2006/main">
                 <a:ext uri="{C183D7F6-B498-43B3-948B-1728B52AA6E4}">
-                  <adec:decorative xmlns:adec="http://schemas.microsoft.com/office/drawing/2017/decorative" val="1"/>
+                  <adec:decorative xmlns:adec="http://schemas.microsoft.com/office/drawing/2017/decorative" xmlns:w16sdtdh="http://schemas.microsoft.com/office/word/2020/wordml/sdtdatahash" xmlns:w16="http://schemas.microsoft.com/office/word/2018/wordml" xmlns:w16cid="http://schemas.microsoft.com/office/word/2016/wordml/cid" xmlns:w16cex="http://schemas.microsoft.com/office/word/2018/wordml/cex" xmlns:w="http://schemas.openxmlformats.org/wordprocessingml/2006/main" xmlns:w10="urn:schemas-microsoft-com:office:word" xmlns:v="urn:schemas-microsoft-com:vml" xmlns:o="urn:schemas-microsoft-com:office:office" xmlns:am3d="http://schemas.microsoft.com/office/drawing/2017/model3d" xmlns:aink="http://schemas.microsoft.com/office/drawing/2016/ink" xmlns:cx8="http://schemas.microsoft.com/office/drawing/2016/5/14/chartex" xmlns:cx7="http://schemas.microsoft.com/office/drawing/2016/5/13/chartex" xmlns:cx6="http://schemas.microsoft.com/office/drawing/2016/5/12/chartex" xmlns:cx5="http://schemas.microsoft.com/office/drawing/2016/5/11/chartex" xmlns:cx4="http://schemas.microsoft.com/office/drawing/2016/5/10/chartex" xmlns:cx3="http://schemas.microsoft.com/office/drawing/2016/5/9/chartex" xmlns:cx2="http://schemas.microsoft.com/office/drawing/2015/10/21/chartex" xmlns:cx1="http://schemas.microsoft.com/office/drawing/2015/9/8/chartex" xmlns="" val="1"/>
                 </a:ext>
               </a:extLst>
             </wp:docPr>
@@ -4241,7 +4242,7 @@
       <w:r>
         <w:rPr>
           <w:noProof/>
-          <w:lang w:eastAsia="es-CO"/>
+          <w:lang w:val="en-US"/>
         </w:rPr>
         <w:drawing>
           <wp:inline distT="0" distB="0" distL="0" distR="0" wp14:anchorId="5ED1C142" wp14:editId="164D4BB2">
@@ -4744,7 +4745,35 @@
           <w:lang w:eastAsia="es-CO"/>
         </w:rPr>
         <w:lastRenderedPageBreak/>
-        <w:t>intervención inmediata de acuerdo con los lineamientos internacionales de soporte vital básico establecidos por la American Heart Association (AHA, 2020).</w:t>
+        <w:t xml:space="preserve">intervención inmediata de acuerdo con los lineamientos internacionales de soporte vital básico establecidos por la American </w:t>
+      </w:r>
+      <w:proofErr w:type="spellStart"/>
+      <w:r>
+        <w:rPr>
+          <w:lang w:eastAsia="es-CO"/>
+        </w:rPr>
+        <w:t>Heart</w:t>
+      </w:r>
+      <w:proofErr w:type="spellEnd"/>
+      <w:r>
+        <w:rPr>
+          <w:lang w:eastAsia="es-CO"/>
+        </w:rPr>
+        <w:t xml:space="preserve"> </w:t>
+      </w:r>
+      <w:proofErr w:type="spellStart"/>
+      <w:r>
+        <w:rPr>
+          <w:lang w:eastAsia="es-CO"/>
+        </w:rPr>
+        <w:t>Association</w:t>
+      </w:r>
+      <w:proofErr w:type="spellEnd"/>
+      <w:r>
+        <w:rPr>
+          <w:lang w:eastAsia="es-CO"/>
+        </w:rPr>
+        <w:t xml:space="preserve"> (AHA, 2020).</w:t>
       </w:r>
     </w:p>
     <w:p>
@@ -4857,7 +4886,7 @@
       <w:r>
         <w:rPr>
           <w:noProof/>
-          <w:lang w:eastAsia="es-CO"/>
+          <w:lang w:val="en-US"/>
         </w:rPr>
         <w:drawing>
           <wp:inline distT="0" distB="0" distL="0" distR="0" wp14:anchorId="01F4A039" wp14:editId="0A085F28">
@@ -4923,7 +4952,35 @@
         <w:rPr>
           <w:lang w:eastAsia="es-CO"/>
         </w:rPr>
-        <w:t>. Tomado de Anatomía del sistema respiratorio, por Stanford Medicine Children’s Health (s. f.).</w:t>
+        <w:t xml:space="preserve">. Tomado de Anatomía del sistema respiratorio, por Stanford Medicine </w:t>
+      </w:r>
+      <w:proofErr w:type="spellStart"/>
+      <w:r>
+        <w:rPr>
+          <w:lang w:eastAsia="es-CO"/>
+        </w:rPr>
+        <w:t>Children’s</w:t>
+      </w:r>
+      <w:proofErr w:type="spellEnd"/>
+      <w:r>
+        <w:rPr>
+          <w:lang w:eastAsia="es-CO"/>
+        </w:rPr>
+        <w:t xml:space="preserve"> </w:t>
+      </w:r>
+      <w:proofErr w:type="spellStart"/>
+      <w:r>
+        <w:rPr>
+          <w:lang w:eastAsia="es-CO"/>
+        </w:rPr>
+        <w:t>Health</w:t>
+      </w:r>
+      <w:proofErr w:type="spellEnd"/>
+      <w:r>
+        <w:rPr>
+          <w:lang w:eastAsia="es-CO"/>
+        </w:rPr>
+        <w:t xml:space="preserve"> (s. f.).</w:t>
       </w:r>
     </w:p>
     <w:p>
@@ -5119,7 +5176,7 @@
       <w:r>
         <w:rPr>
           <w:noProof/>
-          <w:lang w:eastAsia="es-CO"/>
+          <w:lang w:val="en-US"/>
         </w:rPr>
         <w:drawing>
           <wp:inline distT="0" distB="0" distL="0" distR="0" wp14:anchorId="75ADA78E" wp14:editId="246434D4">
@@ -5469,7 +5526,21 @@
           <w:lang w:eastAsia="es-CO"/>
         </w:rPr>
         <w:lastRenderedPageBreak/>
-        <w:t>de transmisión de agentes infecciosos, especialmente en escenarios prehospitalarios donde no siempre se cuenta con condiciones ideales.</w:t>
+        <w:t xml:space="preserve">de transmisión de agentes infecciosos, especialmente en escenarios </w:t>
+      </w:r>
+      <w:proofErr w:type="spellStart"/>
+      <w:r>
+        <w:rPr>
+          <w:lang w:eastAsia="es-CO"/>
+        </w:rPr>
+        <w:t>prehospitalarios</w:t>
+      </w:r>
+      <w:proofErr w:type="spellEnd"/>
+      <w:r>
+        <w:rPr>
+          <w:lang w:eastAsia="es-CO"/>
+        </w:rPr>
+        <w:t xml:space="preserve"> donde no siempre se cuenta con condiciones ideales.</w:t>
       </w:r>
     </w:p>
     <w:p>
@@ -5736,7 +5807,49 @@
         <w:rPr>
           <w:lang w:eastAsia="es-CO"/>
         </w:rPr>
-        <w:t>La valoración primaria tiene como propósito identificar y tratar de manera inmediata las alteraciones que comprometen la vida. Se fundamenta en el enfoque internacional ABCDE, recomendado en la atención prehospitalaria por la American Heart Association (2020), y debe aplicarse de forma ordenada, sin omitir ningún paso.</w:t>
+        <w:t xml:space="preserve">La valoración primaria tiene como propósito identificar y tratar de manera inmediata las alteraciones que comprometen la vida. Se fundamenta en el enfoque internacional ABCDE, recomendado en la atención </w:t>
+      </w:r>
+      <w:proofErr w:type="spellStart"/>
+      <w:r>
+        <w:rPr>
+          <w:lang w:eastAsia="es-CO"/>
+        </w:rPr>
+        <w:t>prehospitalaria</w:t>
+      </w:r>
+      <w:proofErr w:type="spellEnd"/>
+      <w:r>
+        <w:rPr>
+          <w:lang w:eastAsia="es-CO"/>
+        </w:rPr>
+        <w:t xml:space="preserve"> por la American </w:t>
+      </w:r>
+      <w:proofErr w:type="spellStart"/>
+      <w:r>
+        <w:rPr>
+          <w:lang w:eastAsia="es-CO"/>
+        </w:rPr>
+        <w:t>Heart</w:t>
+      </w:r>
+      <w:proofErr w:type="spellEnd"/>
+      <w:r>
+        <w:rPr>
+          <w:lang w:eastAsia="es-CO"/>
+        </w:rPr>
+        <w:t xml:space="preserve"> </w:t>
+      </w:r>
+      <w:proofErr w:type="spellStart"/>
+      <w:r>
+        <w:rPr>
+          <w:lang w:eastAsia="es-CO"/>
+        </w:rPr>
+        <w:t>Association</w:t>
+      </w:r>
+      <w:proofErr w:type="spellEnd"/>
+      <w:r>
+        <w:rPr>
+          <w:lang w:eastAsia="es-CO"/>
+        </w:rPr>
+        <w:t xml:space="preserve"> (2020), y debe aplicarse de forma ordenada, sin omitir ningún paso.</w:t>
       </w:r>
     </w:p>
     <w:p>
@@ -5757,7 +5870,23 @@
           <w:lang w:eastAsia="es-CO"/>
         </w:rPr>
         <w:lastRenderedPageBreak/>
-        <w:t>A – Airway (Vía aérea).</w:t>
+        <w:t xml:space="preserve">A – </w:t>
+      </w:r>
+      <w:proofErr w:type="spellStart"/>
+      <w:r>
+        <w:rPr>
+          <w:b/>
+          <w:lang w:eastAsia="es-CO"/>
+        </w:rPr>
+        <w:t>Airway</w:t>
+      </w:r>
+      <w:proofErr w:type="spellEnd"/>
+      <w:r>
+        <w:rPr>
+          <w:b/>
+          <w:lang w:eastAsia="es-CO"/>
+        </w:rPr>
+        <w:t xml:space="preserve"> (Vía aérea).</w:t>
       </w:r>
     </w:p>
     <w:p>
@@ -5791,7 +5920,23 @@
           <w:b/>
           <w:lang w:eastAsia="es-CO"/>
         </w:rPr>
-        <w:t>B – Breathing (Respiración).</w:t>
+        <w:t xml:space="preserve">B – </w:t>
+      </w:r>
+      <w:proofErr w:type="spellStart"/>
+      <w:r>
+        <w:rPr>
+          <w:b/>
+          <w:lang w:eastAsia="es-CO"/>
+        </w:rPr>
+        <w:t>Breathing</w:t>
+      </w:r>
+      <w:proofErr w:type="spellEnd"/>
+      <w:r>
+        <w:rPr>
+          <w:b/>
+          <w:lang w:eastAsia="es-CO"/>
+        </w:rPr>
+        <w:t xml:space="preserve"> (Respiración).</w:t>
       </w:r>
     </w:p>
     <w:p>
@@ -5825,7 +5970,23 @@
           <w:b/>
           <w:lang w:eastAsia="es-CO"/>
         </w:rPr>
-        <w:t>C – Circulation (Circulación).</w:t>
+        <w:t xml:space="preserve">C – </w:t>
+      </w:r>
+      <w:proofErr w:type="spellStart"/>
+      <w:r>
+        <w:rPr>
+          <w:b/>
+          <w:lang w:eastAsia="es-CO"/>
+        </w:rPr>
+        <w:t>Circulation</w:t>
+      </w:r>
+      <w:proofErr w:type="spellEnd"/>
+      <w:r>
+        <w:rPr>
+          <w:b/>
+          <w:lang w:eastAsia="es-CO"/>
+        </w:rPr>
+        <w:t xml:space="preserve"> (Circulación).</w:t>
       </w:r>
     </w:p>
     <w:p>
@@ -5872,7 +6033,23 @@
           <w:b/>
           <w:lang w:eastAsia="es-CO"/>
         </w:rPr>
-        <w:t>D – Disability (Estado neurológico).</w:t>
+        <w:t xml:space="preserve">D – </w:t>
+      </w:r>
+      <w:proofErr w:type="spellStart"/>
+      <w:r>
+        <w:rPr>
+          <w:b/>
+          <w:lang w:eastAsia="es-CO"/>
+        </w:rPr>
+        <w:t>Disability</w:t>
+      </w:r>
+      <w:proofErr w:type="spellEnd"/>
+      <w:r>
+        <w:rPr>
+          <w:b/>
+          <w:lang w:eastAsia="es-CO"/>
+        </w:rPr>
+        <w:t xml:space="preserve"> (Estado neurológico).</w:t>
       </w:r>
     </w:p>
     <w:p>
@@ -5913,7 +6090,23 @@
           <w:b/>
           <w:lang w:eastAsia="es-CO"/>
         </w:rPr>
-        <w:t>E – Exposure (Exposición).</w:t>
+        <w:t xml:space="preserve">E – </w:t>
+      </w:r>
+      <w:proofErr w:type="spellStart"/>
+      <w:r>
+        <w:rPr>
+          <w:b/>
+          <w:lang w:eastAsia="es-CO"/>
+        </w:rPr>
+        <w:t>Exposure</w:t>
+      </w:r>
+      <w:proofErr w:type="spellEnd"/>
+      <w:r>
+        <w:rPr>
+          <w:b/>
+          <w:lang w:eastAsia="es-CO"/>
+        </w:rPr>
+        <w:t xml:space="preserve"> (Exposición).</w:t>
       </w:r>
     </w:p>
     <w:p>
@@ -7304,7 +7497,35 @@
         <w:rPr>
           <w:lang w:eastAsia="es-CO"/>
         </w:rPr>
-        <w:t>Un pulso rápido y débil puede indicar estado de shock o compromiso circulatorio. La ausencia de pulso en una persona inconsciente constituye una emergencia que exige iniciar reanimación cardiopulmonar según los lineamientos vigentes de la American Heart Association (2020).</w:t>
+        <w:t xml:space="preserve">Un pulso rápido y débil puede indicar estado de shock o compromiso circulatorio. La ausencia de pulso en una persona inconsciente constituye una emergencia que exige iniciar reanimación cardiopulmonar según los lineamientos vigentes de la American </w:t>
+      </w:r>
+      <w:proofErr w:type="spellStart"/>
+      <w:r>
+        <w:rPr>
+          <w:lang w:eastAsia="es-CO"/>
+        </w:rPr>
+        <w:t>Heart</w:t>
+      </w:r>
+      <w:proofErr w:type="spellEnd"/>
+      <w:r>
+        <w:rPr>
+          <w:lang w:eastAsia="es-CO"/>
+        </w:rPr>
+        <w:t xml:space="preserve"> </w:t>
+      </w:r>
+      <w:proofErr w:type="spellStart"/>
+      <w:r>
+        <w:rPr>
+          <w:lang w:eastAsia="es-CO"/>
+        </w:rPr>
+        <w:t>Association</w:t>
+      </w:r>
+      <w:proofErr w:type="spellEnd"/>
+      <w:r>
+        <w:rPr>
+          <w:lang w:eastAsia="es-CO"/>
+        </w:rPr>
+        <w:t xml:space="preserve"> (2020).</w:t>
       </w:r>
     </w:p>
     <w:p>
@@ -7817,7 +8038,15 @@
               </w:rPr>
             </w:pPr>
             <w:r>
-              <w:t>Frecuencia cardíaca (lat/min)</w:t>
+              <w:t>Frecuencia cardíaca (</w:t>
+            </w:r>
+            <w:proofErr w:type="spellStart"/>
+            <w:r>
+              <w:t>lat</w:t>
+            </w:r>
+            <w:proofErr w:type="spellEnd"/>
+            <w:r>
+              <w:t>/min)</w:t>
             </w:r>
           </w:p>
         </w:tc>
@@ -7833,7 +8062,15 @@
               </w:rPr>
             </w:pPr>
             <w:r>
-              <w:t>Frecuencia respiratoria (resp/min)</w:t>
+              <w:t>Frecuencia respiratoria (</w:t>
+            </w:r>
+            <w:proofErr w:type="spellStart"/>
+            <w:r>
+              <w:t>resp</w:t>
+            </w:r>
+            <w:proofErr w:type="spellEnd"/>
+            <w:r>
+              <w:t>/min)</w:t>
             </w:r>
           </w:p>
         </w:tc>
@@ -8062,7 +8299,35 @@
         <w:rPr>
           <w:lang w:eastAsia="es-CO"/>
         </w:rPr>
-        <w:t>. Basado en datos de American Heart Association (2020) y Cruz Roja Colombiana (2021).</w:t>
+        <w:t xml:space="preserve">. Basado en datos de American </w:t>
+      </w:r>
+      <w:proofErr w:type="spellStart"/>
+      <w:r>
+        <w:rPr>
+          <w:lang w:eastAsia="es-CO"/>
+        </w:rPr>
+        <w:t>Heart</w:t>
+      </w:r>
+      <w:proofErr w:type="spellEnd"/>
+      <w:r>
+        <w:rPr>
+          <w:lang w:eastAsia="es-CO"/>
+        </w:rPr>
+        <w:t xml:space="preserve"> </w:t>
+      </w:r>
+      <w:proofErr w:type="spellStart"/>
+      <w:r>
+        <w:rPr>
+          <w:lang w:eastAsia="es-CO"/>
+        </w:rPr>
+        <w:t>Association</w:t>
+      </w:r>
+      <w:proofErr w:type="spellEnd"/>
+      <w:r>
+        <w:rPr>
+          <w:lang w:eastAsia="es-CO"/>
+        </w:rPr>
+        <w:t xml:space="preserve"> (2020) y Cruz Roja Colombiana (2021).</w:t>
       </w:r>
     </w:p>
     <w:p>
@@ -8168,7 +8433,35 @@
         <w:rPr>
           <w:lang w:eastAsia="es-CO"/>
         </w:rPr>
-        <w:t>La aplicación temprana y adecuada del Soporte Vital Básico aumenta de manera sustancial la supervivencia y disminuye el riesgo de daño neurológico irreversible, conforme a los lineamientos de la American Heart Association (2020). Por ello, el primer respondiente debe actuar con seguridad, rapidez y siguiendo una secuencia estructurada, evitando improvisaciones y priorizando siempre la calidad de las maniobras.</w:t>
+        <w:t xml:space="preserve">La aplicación temprana y adecuada del Soporte Vital Básico aumenta de manera sustancial la supervivencia y disminuye el riesgo de daño neurológico irreversible, conforme a los lineamientos de la American </w:t>
+      </w:r>
+      <w:proofErr w:type="spellStart"/>
+      <w:r>
+        <w:rPr>
+          <w:lang w:eastAsia="es-CO"/>
+        </w:rPr>
+        <w:t>Heart</w:t>
+      </w:r>
+      <w:proofErr w:type="spellEnd"/>
+      <w:r>
+        <w:rPr>
+          <w:lang w:eastAsia="es-CO"/>
+        </w:rPr>
+        <w:t xml:space="preserve"> </w:t>
+      </w:r>
+      <w:proofErr w:type="spellStart"/>
+      <w:r>
+        <w:rPr>
+          <w:lang w:eastAsia="es-CO"/>
+        </w:rPr>
+        <w:t>Association</w:t>
+      </w:r>
+      <w:proofErr w:type="spellEnd"/>
+      <w:r>
+        <w:rPr>
+          <w:lang w:eastAsia="es-CO"/>
+        </w:rPr>
+        <w:t xml:space="preserve"> (2020). Por ello, el primer respondiente debe actuar con seguridad, rapidez y siguiendo una secuencia estructurada, evitando improvisaciones y priorizando siempre la calidad de las maniobras.</w:t>
       </w:r>
     </w:p>
     <w:p>
@@ -8565,7 +8858,15 @@
               </w:rPr>
             </w:pPr>
             <w:r>
-              <w:t>Centro del tórax, debajo de la línea intermamilar.</w:t>
+              <w:t xml:space="preserve">Centro del tórax, debajo de la línea </w:t>
+            </w:r>
+            <w:proofErr w:type="spellStart"/>
+            <w:r>
+              <w:t>intermamilar</w:t>
+            </w:r>
+            <w:proofErr w:type="spellEnd"/>
+            <w:r>
+              <w:t>.</w:t>
             </w:r>
           </w:p>
         </w:tc>
@@ -9089,7 +9390,35 @@
         <w:rPr>
           <w:lang w:eastAsia="es-CO"/>
         </w:rPr>
-        <w:t>La reanimación cardiopulmonar constituye una intervención crítica que exige técnica adecuada, rapidez y seguridad en la ejecución. La calidad de las compresiones es el factor determinante en la supervivencia durante un paro cardiorrespiratorio, de acuerdo con los lineamientos de la American Heart Association.</w:t>
+        <w:t xml:space="preserve">La reanimación cardiopulmonar constituye una intervención crítica que exige técnica adecuada, rapidez y seguridad en la ejecución. La calidad de las compresiones es el factor determinante en la supervivencia durante un paro cardiorrespiratorio, de acuerdo con los lineamientos de la American </w:t>
+      </w:r>
+      <w:proofErr w:type="spellStart"/>
+      <w:r>
+        <w:rPr>
+          <w:lang w:eastAsia="es-CO"/>
+        </w:rPr>
+        <w:t>Heart</w:t>
+      </w:r>
+      <w:proofErr w:type="spellEnd"/>
+      <w:r>
+        <w:rPr>
+          <w:lang w:eastAsia="es-CO"/>
+        </w:rPr>
+        <w:t xml:space="preserve"> </w:t>
+      </w:r>
+      <w:proofErr w:type="spellStart"/>
+      <w:r>
+        <w:rPr>
+          <w:lang w:eastAsia="es-CO"/>
+        </w:rPr>
+        <w:t>Association</w:t>
+      </w:r>
+      <w:proofErr w:type="spellEnd"/>
+      <w:r>
+        <w:rPr>
+          <w:lang w:eastAsia="es-CO"/>
+        </w:rPr>
+        <w:t>.</w:t>
       </w:r>
     </w:p>
     <w:p>
@@ -9154,7 +9483,35 @@
         <w:rPr>
           <w:lang w:eastAsia="es-CO"/>
         </w:rPr>
-        <w:t>La desfibrilación consiste en administrar una descarga eléctrica controlada con el fin de interrumpir la actividad eléctrica caótica y permitir que el corazón retome un ritmo organizado. Según la American Heart Association (2020), la desfibrilación temprana combinada con RCP de alta calidad constituye la intervención más eficaz para aumentar la supervivencia.</w:t>
+        <w:t xml:space="preserve">La desfibrilación consiste en administrar una descarga eléctrica controlada con el fin de interrumpir la actividad eléctrica caótica y permitir que el corazón retome un ritmo organizado. Según la American </w:t>
+      </w:r>
+      <w:proofErr w:type="spellStart"/>
+      <w:r>
+        <w:rPr>
+          <w:lang w:eastAsia="es-CO"/>
+        </w:rPr>
+        <w:t>Heart</w:t>
+      </w:r>
+      <w:proofErr w:type="spellEnd"/>
+      <w:r>
+        <w:rPr>
+          <w:lang w:eastAsia="es-CO"/>
+        </w:rPr>
+        <w:t xml:space="preserve"> </w:t>
+      </w:r>
+      <w:proofErr w:type="spellStart"/>
+      <w:r>
+        <w:rPr>
+          <w:lang w:eastAsia="es-CO"/>
+        </w:rPr>
+        <w:t>Association</w:t>
+      </w:r>
+      <w:proofErr w:type="spellEnd"/>
+      <w:r>
+        <w:rPr>
+          <w:lang w:eastAsia="es-CO"/>
+        </w:rPr>
+        <w:t xml:space="preserve"> (2020), la desfibrilación temprana combinada con RCP de alta calidad constituye la intervención más eficaz para aumentar la supervivencia.</w:t>
       </w:r>
     </w:p>
     <w:p>
@@ -9204,7 +9561,21 @@
         <w:rPr>
           <w:lang w:eastAsia="es-CO"/>
         </w:rPr>
-        <w:t>Identificar ritmos desfibrilables.</w:t>
+        <w:t xml:space="preserve">Identificar ritmos </w:t>
+      </w:r>
+      <w:proofErr w:type="spellStart"/>
+      <w:r>
+        <w:rPr>
+          <w:lang w:eastAsia="es-CO"/>
+        </w:rPr>
+        <w:t>desfibrilables</w:t>
+      </w:r>
+      <w:proofErr w:type="spellEnd"/>
+      <w:r>
+        <w:rPr>
+          <w:lang w:eastAsia="es-CO"/>
+        </w:rPr>
+        <w:t>.</w:t>
       </w:r>
     </w:p>
     <w:p>
@@ -9431,7 +9802,7 @@
       <w:r>
         <w:rPr>
           <w:noProof/>
-          <w:lang w:eastAsia="es-CO"/>
+          <w:lang w:val="en-US"/>
         </w:rPr>
         <w:drawing>
           <wp:inline distT="0" distB="0" distL="0" distR="0" wp14:anchorId="24D5BEDD" wp14:editId="318EC25D">
@@ -9539,7 +9910,7 @@
       <w:r>
         <w:rPr>
           <w:noProof/>
-          <w:lang w:eastAsia="es-CO"/>
+          <w:lang w:val="en-US"/>
         </w:rPr>
         <w:drawing>
           <wp:inline distT="0" distB="0" distL="0" distR="0" wp14:anchorId="163C0DA0" wp14:editId="713155B2">
@@ -9617,7 +9988,21 @@
         <w:rPr>
           <w:lang w:eastAsia="es-CO"/>
         </w:rPr>
-        <w:t>: durante el análisis del ritmo cardíaco, nadie debe estar en contacto con la persona. El DEA determinará si el ritmo es desfibrilable.</w:t>
+        <w:t xml:space="preserve">: durante el análisis del ritmo cardíaco, nadie debe estar en contacto con la persona. El DEA determinará si el ritmo es </w:t>
+      </w:r>
+      <w:proofErr w:type="spellStart"/>
+      <w:r>
+        <w:rPr>
+          <w:lang w:eastAsia="es-CO"/>
+        </w:rPr>
+        <w:t>desfibrilable</w:t>
+      </w:r>
+      <w:proofErr w:type="spellEnd"/>
+      <w:r>
+        <w:rPr>
+          <w:lang w:eastAsia="es-CO"/>
+        </w:rPr>
+        <w:t>.</w:t>
       </w:r>
     </w:p>
     <w:p>
@@ -10315,7 +10700,7 @@
       <w:r>
         <w:rPr>
           <w:noProof/>
-          <w:lang w:eastAsia="es-CO"/>
+          <w:lang w:val="en-US"/>
         </w:rPr>
         <w:drawing>
           <wp:inline distT="0" distB="0" distL="0" distR="0" wp14:anchorId="32DCA07C" wp14:editId="6581E2D7">
@@ -10513,7 +10898,7 @@
       <w:r>
         <w:rPr>
           <w:noProof/>
-          <w:lang w:eastAsia="es-CO"/>
+          <w:lang w:val="en-US"/>
         </w:rPr>
         <w:drawing>
           <wp:inline distT="0" distB="0" distL="0" distR="0" wp14:anchorId="4E30ACE5" wp14:editId="2432D47D">
@@ -10732,7 +11117,21 @@
         <w:rPr>
           <w:lang w:eastAsia="es-CO"/>
         </w:rPr>
-        <w:t>Los traumatismos físicos corresponden a lesiones ocasionadas por la acción de fuerzas externas que pueden afectar tejidos blandos, huesos, articulaciones, vasos sanguíneos e incluso órganos internos. Estas lesiones pueden originarse por caídas, golpes, accidentes de tránsito, heridas cortopunzantes, quemaduras u otros eventos súbitos.</w:t>
+        <w:t xml:space="preserve">Los traumatismos físicos corresponden a lesiones ocasionadas por la acción de fuerzas externas que pueden afectar tejidos blandos, huesos, articulaciones, vasos sanguíneos e incluso órganos internos. Estas lesiones pueden originarse por caídas, golpes, accidentes de tránsito, heridas </w:t>
+      </w:r>
+      <w:proofErr w:type="spellStart"/>
+      <w:r>
+        <w:rPr>
+          <w:lang w:eastAsia="es-CO"/>
+        </w:rPr>
+        <w:t>cortopunzantes</w:t>
+      </w:r>
+      <w:proofErr w:type="spellEnd"/>
+      <w:r>
+        <w:rPr>
+          <w:lang w:eastAsia="es-CO"/>
+        </w:rPr>
+        <w:t>, quemaduras u otros eventos súbitos.</w:t>
       </w:r>
     </w:p>
     <w:p>
@@ -13847,7 +14246,23 @@
                 <w:b/>
                 <w:lang w:eastAsia="es-CO"/>
               </w:rPr>
-              <w:t xml:space="preserve">Título del pódcast: </w:t>
+              <w:t xml:space="preserve">Título del </w:t>
+            </w:r>
+            <w:proofErr w:type="spellStart"/>
+            <w:r>
+              <w:rPr>
+                <w:b/>
+                <w:lang w:eastAsia="es-CO"/>
+              </w:rPr>
+              <w:t>pódcast</w:t>
+            </w:r>
+            <w:proofErr w:type="spellEnd"/>
+            <w:r>
+              <w:rPr>
+                <w:b/>
+                <w:lang w:eastAsia="es-CO"/>
+              </w:rPr>
+              <w:t xml:space="preserve">: </w:t>
             </w:r>
             <w:r>
               <w:rPr>
@@ -14777,7 +15192,21 @@
         <w:rPr>
           <w:lang w:eastAsia="es-CO"/>
         </w:rPr>
-        <w:t>Si el paciente está inconsciente, pero respira y no se sospecha trauma vertebral, debe colocarse en posición lateral de seguridad para mantener la vía aérea permeable y prevenir broncoaspiración. Durante la movilización se debe:</w:t>
+        <w:t xml:space="preserve">Si el paciente está inconsciente, pero respira y no se sospecha trauma vertebral, debe colocarse en posición lateral de seguridad para mantener la vía aérea permeable y prevenir </w:t>
+      </w:r>
+      <w:proofErr w:type="spellStart"/>
+      <w:r>
+        <w:rPr>
+          <w:lang w:eastAsia="es-CO"/>
+        </w:rPr>
+        <w:t>broncoaspiración</w:t>
+      </w:r>
+      <w:proofErr w:type="spellEnd"/>
+      <w:r>
+        <w:rPr>
+          <w:lang w:eastAsia="es-CO"/>
+        </w:rPr>
+        <w:t>. Durante la movilización se debe:</w:t>
       </w:r>
     </w:p>
     <w:p>
@@ -15451,7 +15880,21 @@
               <w:rPr>
                 <w:lang w:eastAsia="es-CO"/>
               </w:rPr>
-              <w:t>Colocar en posición semiincorporada si está consciente.</w:t>
+              <w:t xml:space="preserve">Colocar en posición </w:t>
+            </w:r>
+            <w:proofErr w:type="spellStart"/>
+            <w:r>
+              <w:rPr>
+                <w:lang w:eastAsia="es-CO"/>
+              </w:rPr>
+              <w:t>semiincorporada</w:t>
+            </w:r>
+            <w:proofErr w:type="spellEnd"/>
+            <w:r>
+              <w:rPr>
+                <w:lang w:eastAsia="es-CO"/>
+              </w:rPr>
+              <w:t xml:space="preserve"> si está consciente.</w:t>
             </w:r>
           </w:p>
           <w:p>
@@ -19196,7 +19639,21 @@
         <w:rPr>
           <w:lang w:eastAsia="es-CO"/>
         </w:rPr>
-        <w:t>Colocar a la madre en posición semisentada o acostada con rodillas flexionadas, asegurando comodidad y estabilidad.</w:t>
+        <w:t xml:space="preserve">Colocar a la madre en posición </w:t>
+      </w:r>
+      <w:proofErr w:type="spellStart"/>
+      <w:r>
+        <w:rPr>
+          <w:lang w:eastAsia="es-CO"/>
+        </w:rPr>
+        <w:t>semisentada</w:t>
+      </w:r>
+      <w:proofErr w:type="spellEnd"/>
+      <w:r>
+        <w:rPr>
+          <w:lang w:eastAsia="es-CO"/>
+        </w:rPr>
+        <w:t xml:space="preserve"> o acostada con rodillas flexionadas, asegurando comodidad y estabilidad.</w:t>
       </w:r>
     </w:p>
     <w:p>
@@ -19271,7 +19728,7 @@
       <w:r>
         <w:rPr>
           <w:noProof/>
-          <w:lang w:eastAsia="es-CO"/>
+          <w:lang w:val="en-US"/>
         </w:rPr>
         <w:drawing>
           <wp:inline distT="0" distB="0" distL="0" distR="0" wp14:anchorId="5D764605" wp14:editId="5F239AF0">
@@ -20008,7 +20465,7 @@
       <w:r>
         <w:rPr>
           <w:noProof/>
-          <w:lang w:eastAsia="es-CO"/>
+          <w:lang w:val="en-US"/>
         </w:rPr>
         <w:lastRenderedPageBreak/>
         <w:drawing>
@@ -20264,7 +20721,21 @@
         <w:rPr>
           <w:lang w:eastAsia="es-CO"/>
         </w:rPr>
-        <w:t>: dispositivo que analiza el ritmo cardíaco y administra una descarga eléctrica en caso de paro cardíaco por ritmo desfibrilable.</w:t>
+        <w:t xml:space="preserve">: dispositivo que analiza el ritmo cardíaco y administra una descarga eléctrica en caso de paro cardíaco por ritmo </w:t>
+      </w:r>
+      <w:proofErr w:type="spellStart"/>
+      <w:r>
+        <w:rPr>
+          <w:lang w:eastAsia="es-CO"/>
+        </w:rPr>
+        <w:t>desfibrilable</w:t>
+      </w:r>
+      <w:proofErr w:type="spellEnd"/>
+      <w:r>
+        <w:rPr>
+          <w:lang w:eastAsia="es-CO"/>
+        </w:rPr>
+        <w:t>.</w:t>
       </w:r>
     </w:p>
     <w:p>
@@ -20665,11 +21136,19 @@
           <w:lang w:val="es-MX" w:eastAsia="es-CO"/>
         </w:rPr>
       </w:pPr>
+      <w:proofErr w:type="spellStart"/>
       <w:r>
         <w:rPr>
           <w:lang w:val="es-MX" w:eastAsia="es-CO"/>
         </w:rPr>
-        <w:t xml:space="preserve">Megías, M., et al. (s. f.). Sistema cardiovascular. Universidad de Vigo. </w:t>
+        <w:t>Megías</w:t>
+      </w:r>
+      <w:proofErr w:type="spellEnd"/>
+      <w:r>
+        <w:rPr>
+          <w:lang w:val="es-MX" w:eastAsia="es-CO"/>
+        </w:rPr>
+        <w:t xml:space="preserve">, M., et al. (s. f.). Sistema cardiovascular. Universidad de Vigo. </w:t>
       </w:r>
       <w:hyperlink r:id="rId30" w:history="1">
         <w:r>
@@ -20776,11 +21255,33 @@
           <w:lang w:val="en-US" w:eastAsia="es-CO"/>
         </w:rPr>
       </w:pPr>
+      <w:proofErr w:type="spellStart"/>
       <w:r>
         <w:rPr>
           <w:lang w:val="en-US" w:eastAsia="es-CO"/>
         </w:rPr>
-        <w:t xml:space="preserve">Sociedad Española de Cardiología. (2020). 2020 American Heart Association Guidelines for Cardiopulmonary Resuscitation and Emergency Cardiovascular Care. American Heart Association. </w:t>
+        <w:t>Sociedad</w:t>
+      </w:r>
+      <w:proofErr w:type="spellEnd"/>
+      <w:r>
+        <w:rPr>
+          <w:lang w:val="en-US" w:eastAsia="es-CO"/>
+        </w:rPr>
+        <w:t xml:space="preserve"> Española de </w:t>
+      </w:r>
+      <w:proofErr w:type="spellStart"/>
+      <w:r>
+        <w:rPr>
+          <w:lang w:val="en-US" w:eastAsia="es-CO"/>
+        </w:rPr>
+        <w:t>Cardiología</w:t>
+      </w:r>
+      <w:proofErr w:type="spellEnd"/>
+      <w:r>
+        <w:rPr>
+          <w:lang w:val="en-US" w:eastAsia="es-CO"/>
+        </w:rPr>
+        <w:t xml:space="preserve">. (2020). 2020 American Heart Association Guidelines for Cardiopulmonary Resuscitation and Emergency Cardiovascular Care. American Heart Association. </w:t>
       </w:r>
       <w:hyperlink r:id="rId35" w:history="1">
         <w:r>
@@ -20829,62 +21330,6 @@
     </w:p>
     <w:p>
       <w:pPr>
-        <w:rPr>
-          <w:lang w:val="es-MX" w:eastAsia="es-CO"/>
-        </w:rPr>
-      </w:pPr>
-    </w:p>
-    <w:p>
-      <w:pPr>
-        <w:rPr>
-          <w:lang w:val="es-MX" w:eastAsia="es-CO"/>
-        </w:rPr>
-      </w:pPr>
-    </w:p>
-    <w:p>
-      <w:pPr>
-        <w:rPr>
-          <w:lang w:val="es-MX" w:eastAsia="es-CO"/>
-        </w:rPr>
-      </w:pPr>
-    </w:p>
-    <w:p>
-      <w:pPr>
-        <w:rPr>
-          <w:lang w:val="es-MX" w:eastAsia="es-CO"/>
-        </w:rPr>
-      </w:pPr>
-    </w:p>
-    <w:p>
-      <w:pPr>
-        <w:rPr>
-          <w:lang w:val="es-MX" w:eastAsia="es-CO"/>
-        </w:rPr>
-      </w:pPr>
-    </w:p>
-    <w:p>
-      <w:pPr>
-        <w:rPr>
-          <w:lang w:val="es-MX" w:eastAsia="es-CO"/>
-        </w:rPr>
-      </w:pPr>
-    </w:p>
-    <w:p>
-      <w:pPr>
-        <w:rPr>
-          <w:lang w:val="es-MX" w:eastAsia="es-CO"/>
-        </w:rPr>
-      </w:pPr>
-    </w:p>
-    <w:p>
-      <w:pPr>
-        <w:rPr>
-          <w:lang w:val="es-MX" w:eastAsia="es-CO"/>
-        </w:rPr>
-      </w:pPr>
-    </w:p>
-    <w:p>
-      <w:pPr>
         <w:pStyle w:val="Titulosgenerales"/>
       </w:pPr>
       <w:bookmarkStart w:id="49" w:name="_Toc176443727"/>
@@ -20893,8 +21338,10 @@
         <w:lastRenderedPageBreak/>
         <w:t>Créditos</w:t>
       </w:r>
+      <w:bookmarkStart w:id="51" w:name="_GoBack"/>
       <w:bookmarkEnd w:id="49"/>
       <w:bookmarkEnd w:id="50"/>
+      <w:bookmarkEnd w:id="51"/>
     </w:p>
     <w:tbl>
       <w:tblPr>
@@ -21067,7 +21514,15 @@
               </w:rPr>
             </w:pPr>
             <w:r>
-              <w:t>Diana Rocío Possos Beltrán</w:t>
+              <w:t xml:space="preserve">Diana Rocío </w:t>
+            </w:r>
+            <w:proofErr w:type="spellStart"/>
+            <w:r>
+              <w:t>Possos</w:t>
+            </w:r>
+            <w:proofErr w:type="spellEnd"/>
+            <w:r>
+              <w:t xml:space="preserve"> Beltrán</w:t>
             </w:r>
           </w:p>
         </w:tc>
@@ -21130,8 +21585,21 @@
               </w:rPr>
             </w:pPr>
             <w:r>
-              <w:t>Laura Briguitte Perea Possos</w:t>
-            </w:r>
+              <w:t xml:space="preserve">Laura </w:t>
+            </w:r>
+            <w:proofErr w:type="spellStart"/>
+            <w:r>
+              <w:t>Briguitte</w:t>
+            </w:r>
+            <w:proofErr w:type="spellEnd"/>
+            <w:r>
+              <w:t xml:space="preserve"> Perea </w:t>
+            </w:r>
+            <w:proofErr w:type="spellStart"/>
+            <w:r>
+              <w:t>Possos</w:t>
+            </w:r>
+            <w:proofErr w:type="spellEnd"/>
           </w:p>
         </w:tc>
         <w:tc>
@@ -21251,7 +21719,15 @@
               </w:rPr>
             </w:pPr>
             <w:r>
-              <w:t>Oscar Ivan Uribe Ortiz</w:t>
+              <w:t xml:space="preserve">Oscar </w:t>
+            </w:r>
+            <w:proofErr w:type="spellStart"/>
+            <w:r>
+              <w:t>Ivan</w:t>
+            </w:r>
+            <w:proofErr w:type="spellEnd"/>
+            <w:r>
+              <w:t xml:space="preserve"> Uribe Ortiz</w:t>
             </w:r>
           </w:p>
         </w:tc>
@@ -21311,8 +21787,21 @@
                 <w:lang w:val="es-ES" w:eastAsia="es-CO"/>
               </w:rPr>
             </w:pPr>
-            <w:r>
-              <w:t>Jose Yobani Penagos Mora</w:t>
+            <w:proofErr w:type="spellStart"/>
+            <w:r>
+              <w:t>Jose</w:t>
+            </w:r>
+            <w:proofErr w:type="spellEnd"/>
+            <w:r>
+              <w:t xml:space="preserve"> </w:t>
+            </w:r>
+            <w:proofErr w:type="spellStart"/>
+            <w:r>
+              <w:t>Yobani</w:t>
+            </w:r>
+            <w:proofErr w:type="spellEnd"/>
+            <w:r>
+              <w:t xml:space="preserve"> Penagos Mora</w:t>
             </w:r>
           </w:p>
         </w:tc>
@@ -21371,8 +21860,13 @@
                 <w:lang w:val="es-ES" w:eastAsia="es-CO"/>
               </w:rPr>
             </w:pPr>
-            <w:r>
-              <w:t>Sebastian Trujillo Afanador</w:t>
+            <w:proofErr w:type="spellStart"/>
+            <w:r>
+              <w:t>Sebastian</w:t>
+            </w:r>
+            <w:proofErr w:type="spellEnd"/>
+            <w:r>
+              <w:t xml:space="preserve"> Trujillo Afanador</w:t>
             </w:r>
           </w:p>
         </w:tc>
@@ -21439,8 +21933,13 @@
               </w:rPr>
             </w:pPr>
             <w:r>
-              <w:t>Gilberto Junior Rodríguez Rodríguez</w:t>
-            </w:r>
+              <w:t xml:space="preserve">Gilberto Junior Rodríguez </w:t>
+            </w:r>
+            <w:proofErr w:type="spellStart"/>
+            <w:r>
+              <w:t>Rodríguez</w:t>
+            </w:r>
+            <w:proofErr w:type="spellEnd"/>
           </w:p>
         </w:tc>
         <w:tc>
@@ -21634,7 +22133,7 @@
 </file>
 
 <file path=word/endnotes.xml><?xml version="1.0" encoding="utf-8"?>
-<w:endnotes xmlns:wpc="http://schemas.microsoft.com/office/word/2010/wordprocessingCanvas" xmlns:cx="http://schemas.microsoft.com/office/drawing/2014/chartex" xmlns:cx1="http://schemas.microsoft.com/office/drawing/2015/9/8/chartex" xmlns:cx2="http://schemas.microsoft.com/office/drawing/2015/10/21/chartex" xmlns:cx3="http://schemas.microsoft.com/office/drawing/2016/5/9/chartex" xmlns:cx4="http://schemas.microsoft.com/office/drawing/2016/5/10/chartex" xmlns:cx5="http://schemas.microsoft.com/office/drawing/2016/5/11/chartex" xmlns:cx6="http://schemas.microsoft.com/office/drawing/2016/5/12/chartex" xmlns:cx7="http://schemas.microsoft.com/office/drawing/2016/5/13/chartex" xmlns:cx8="http://schemas.microsoft.com/office/drawing/2016/5/14/chartex" xmlns:mc="http://schemas.openxmlformats.org/markup-compatibility/2006" xmlns:aink="http://schemas.microsoft.com/office/drawing/2016/ink" xmlns:am3d="http://schemas.microsoft.com/office/drawing/2017/model3d" xmlns:o="urn:schemas-microsoft-com:office:office" xmlns:r="http://schemas.openxmlformats.org/officeDocument/2006/relationships" xmlns:m="http://schemas.openxmlformats.org/officeDocument/2006/math" xmlns:v="urn:schemas-microsoft-com:vml" xmlns:wp14="http://schemas.microsoft.com/office/word/2010/wordprocessingDrawing" xmlns:wp="http://schemas.openxmlformats.org/drawingml/2006/wordprocessingDrawing" xmlns:w10="urn:schemas-microsoft-com:office:word" xmlns:w="http://schemas.openxmlformats.org/wordprocessingml/2006/main" xmlns:w14="http://schemas.microsoft.com/office/word/2010/wordml" xmlns:w15="http://schemas.microsoft.com/office/word/2012/wordml" xmlns:w16cex="http://schemas.microsoft.com/office/word/2018/wordml/cex" xmlns:w16cid="http://schemas.microsoft.com/office/word/2016/wordml/cid" xmlns:w16="http://schemas.microsoft.com/office/word/2018/wordml" xmlns:w16sdtdh="http://schemas.microsoft.com/office/word/2020/wordml/sdtdatahash" xmlns:w16se="http://schemas.microsoft.com/office/word/2015/wordml/symex" xmlns:wpg="http://schemas.microsoft.com/office/word/2010/wordprocessingGroup" xmlns:wpi="http://schemas.microsoft.com/office/word/2010/wordprocessingInk" xmlns:wne="http://schemas.microsoft.com/office/word/2006/wordml" xmlns:wps="http://schemas.microsoft.com/office/word/2010/wordprocessingShape" mc:Ignorable="w14 w15 w16se w16cid w16 w16cex w16sdtdh wp14">
+<w:endnotes xmlns:wpc="http://schemas.microsoft.com/office/word/2010/wordprocessingCanvas" xmlns:cx="http://schemas.microsoft.com/office/drawing/2014/chartex" xmlns:mc="http://schemas.openxmlformats.org/markup-compatibility/2006" xmlns:o="urn:schemas-microsoft-com:office:office" xmlns:r="http://schemas.openxmlformats.org/officeDocument/2006/relationships" xmlns:m="http://schemas.openxmlformats.org/officeDocument/2006/math" xmlns:v="urn:schemas-microsoft-com:vml" xmlns:wp14="http://schemas.microsoft.com/office/word/2010/wordprocessingDrawing" xmlns:wp="http://schemas.openxmlformats.org/drawingml/2006/wordprocessingDrawing" xmlns:w10="urn:schemas-microsoft-com:office:word" xmlns:w="http://schemas.openxmlformats.org/wordprocessingml/2006/main" xmlns:w14="http://schemas.microsoft.com/office/word/2010/wordml" xmlns:w15="http://schemas.microsoft.com/office/word/2012/wordml" xmlns:w16se="http://schemas.microsoft.com/office/word/2015/wordml/symex" xmlns:wpg="http://schemas.microsoft.com/office/word/2010/wordprocessingGroup" xmlns:wpi="http://schemas.microsoft.com/office/word/2010/wordprocessingInk" xmlns:wne="http://schemas.microsoft.com/office/word/2006/wordml" xmlns:wps="http://schemas.microsoft.com/office/word/2010/wordprocessingShape" mc:Ignorable="w14 w15 w16se wp14">
   <w:endnote w:type="separator" w:id="-1">
     <w:p>
       <w:pPr>
@@ -21659,7 +22158,7 @@
 </file>
 
 <file path=word/footer1.xml><?xml version="1.0" encoding="utf-8"?>
-<w:ftr xmlns:wpc="http://schemas.microsoft.com/office/word/2010/wordprocessingCanvas" xmlns:cx="http://schemas.microsoft.com/office/drawing/2014/chartex" xmlns:cx1="http://schemas.microsoft.com/office/drawing/2015/9/8/chartex" xmlns:cx2="http://schemas.microsoft.com/office/drawing/2015/10/21/chartex" xmlns:cx3="http://schemas.microsoft.com/office/drawing/2016/5/9/chartex" xmlns:cx4="http://schemas.microsoft.com/office/drawing/2016/5/10/chartex" xmlns:cx5="http://schemas.microsoft.com/office/drawing/2016/5/11/chartex" xmlns:cx6="http://schemas.microsoft.com/office/drawing/2016/5/12/chartex" xmlns:cx7="http://schemas.microsoft.com/office/drawing/2016/5/13/chartex" xmlns:cx8="http://schemas.microsoft.com/office/drawing/2016/5/14/chartex" xmlns:mc="http://schemas.openxmlformats.org/markup-compatibility/2006" xmlns:aink="http://schemas.microsoft.com/office/drawing/2016/ink" xmlns:am3d="http://schemas.microsoft.com/office/drawing/2017/model3d" xmlns:o="urn:schemas-microsoft-com:office:office" xmlns:r="http://schemas.openxmlformats.org/officeDocument/2006/relationships" xmlns:m="http://schemas.openxmlformats.org/officeDocument/2006/math" xmlns:v="urn:schemas-microsoft-com:vml" xmlns:wp14="http://schemas.microsoft.com/office/word/2010/wordprocessingDrawing" xmlns:wp="http://schemas.openxmlformats.org/drawingml/2006/wordprocessingDrawing" xmlns:w10="urn:schemas-microsoft-com:office:word" xmlns:w="http://schemas.openxmlformats.org/wordprocessingml/2006/main" xmlns:w14="http://schemas.microsoft.com/office/word/2010/wordml" xmlns:w15="http://schemas.microsoft.com/office/word/2012/wordml" xmlns:w16cex="http://schemas.microsoft.com/office/word/2018/wordml/cex" xmlns:w16cid="http://schemas.microsoft.com/office/word/2016/wordml/cid" xmlns:w16="http://schemas.microsoft.com/office/word/2018/wordml" xmlns:w16sdtdh="http://schemas.microsoft.com/office/word/2020/wordml/sdtdatahash" xmlns:w16se="http://schemas.microsoft.com/office/word/2015/wordml/symex" xmlns:wpg="http://schemas.microsoft.com/office/word/2010/wordprocessingGroup" xmlns:wpi="http://schemas.microsoft.com/office/word/2010/wordprocessingInk" xmlns:wne="http://schemas.microsoft.com/office/word/2006/wordml" xmlns:wps="http://schemas.microsoft.com/office/word/2010/wordprocessingShape" mc:Ignorable="w14 w15 w16se w16cid w16 w16cex w16sdtdh wp14">
+<w:ftr xmlns:wpc="http://schemas.microsoft.com/office/word/2010/wordprocessingCanvas" xmlns:cx="http://schemas.microsoft.com/office/drawing/2014/chartex" xmlns:mc="http://schemas.openxmlformats.org/markup-compatibility/2006" xmlns:o="urn:schemas-microsoft-com:office:office" xmlns:r="http://schemas.openxmlformats.org/officeDocument/2006/relationships" xmlns:m="http://schemas.openxmlformats.org/officeDocument/2006/math" xmlns:v="urn:schemas-microsoft-com:vml" xmlns:wp14="http://schemas.microsoft.com/office/word/2010/wordprocessingDrawing" xmlns:wp="http://schemas.openxmlformats.org/drawingml/2006/wordprocessingDrawing" xmlns:w10="urn:schemas-microsoft-com:office:word" xmlns:w="http://schemas.openxmlformats.org/wordprocessingml/2006/main" xmlns:w14="http://schemas.microsoft.com/office/word/2010/wordml" xmlns:w15="http://schemas.microsoft.com/office/word/2012/wordml" xmlns:w16se="http://schemas.microsoft.com/office/word/2015/wordml/symex" xmlns:wpg="http://schemas.microsoft.com/office/word/2010/wordprocessingGroup" xmlns:wpi="http://schemas.microsoft.com/office/word/2010/wordprocessingInk" xmlns:wne="http://schemas.microsoft.com/office/word/2006/wordml" xmlns:wps="http://schemas.microsoft.com/office/word/2010/wordprocessingShape" mc:Ignorable="w14 w15 w16se wp14">
   <w:p>
     <w:pPr>
       <w:pStyle w:val="Piedepgina"/>
@@ -21741,7 +22240,7 @@
             </wp:anchor>
           </w:drawing>
         </mc:Choice>
-        <mc:Fallback>
+        <mc:Fallback xmlns:w16sdtdh="http://schemas.microsoft.com/office/word/2020/wordml/sdtdatahash" xmlns:w16="http://schemas.microsoft.com/office/word/2018/wordml" xmlns:w16cid="http://schemas.microsoft.com/office/word/2016/wordml/cid" xmlns:w16cex="http://schemas.microsoft.com/office/word/2018/wordml/cex" xmlns:am3d="http://schemas.microsoft.com/office/drawing/2017/model3d" xmlns:aink="http://schemas.microsoft.com/office/drawing/2016/ink" xmlns:cx8="http://schemas.microsoft.com/office/drawing/2016/5/14/chartex" xmlns:cx7="http://schemas.microsoft.com/office/drawing/2016/5/13/chartex" xmlns:cx6="http://schemas.microsoft.com/office/drawing/2016/5/12/chartex" xmlns:cx5="http://schemas.microsoft.com/office/drawing/2016/5/11/chartex" xmlns:cx4="http://schemas.microsoft.com/office/drawing/2016/5/10/chartex" xmlns:cx3="http://schemas.microsoft.com/office/drawing/2016/5/9/chartex" xmlns:cx2="http://schemas.microsoft.com/office/drawing/2015/10/21/chartex" xmlns:cx1="http://schemas.microsoft.com/office/drawing/2015/9/8/chartex">
           <w:pict>
             <v:shapetype w14:anchorId="30EDB3B0" id="_x0000_t202" coordsize="21600,21600" o:spt="202" path="m,l,21600r21600,l21600,xe">
               <v:stroke joinstyle="miter"/>
@@ -21781,7 +22280,7 @@
         <w:noProof/>
         <w:lang w:val="es-ES"/>
       </w:rPr>
-      <w:t>44</w:t>
+      <w:t>1</w:t>
     </w:r>
     <w:r>
       <w:fldChar w:fldCharType="end"/>
@@ -21796,7 +22295,7 @@
 </file>
 
 <file path=word/footnotes.xml><?xml version="1.0" encoding="utf-8"?>
-<w:footnotes xmlns:wpc="http://schemas.microsoft.com/office/word/2010/wordprocessingCanvas" xmlns:cx="http://schemas.microsoft.com/office/drawing/2014/chartex" xmlns:cx1="http://schemas.microsoft.com/office/drawing/2015/9/8/chartex" xmlns:cx2="http://schemas.microsoft.com/office/drawing/2015/10/21/chartex" xmlns:cx3="http://schemas.microsoft.com/office/drawing/2016/5/9/chartex" xmlns:cx4="http://schemas.microsoft.com/office/drawing/2016/5/10/chartex" xmlns:cx5="http://schemas.microsoft.com/office/drawing/2016/5/11/chartex" xmlns:cx6="http://schemas.microsoft.com/office/drawing/2016/5/12/chartex" xmlns:cx7="http://schemas.microsoft.com/office/drawing/2016/5/13/chartex" xmlns:cx8="http://schemas.microsoft.com/office/drawing/2016/5/14/chartex" xmlns:mc="http://schemas.openxmlformats.org/markup-compatibility/2006" xmlns:aink="http://schemas.microsoft.com/office/drawing/2016/ink" xmlns:am3d="http://schemas.microsoft.com/office/drawing/2017/model3d" xmlns:o="urn:schemas-microsoft-com:office:office" xmlns:r="http://schemas.openxmlformats.org/officeDocument/2006/relationships" xmlns:m="http://schemas.openxmlformats.org/officeDocument/2006/math" xmlns:v="urn:schemas-microsoft-com:vml" xmlns:wp14="http://schemas.microsoft.com/office/word/2010/wordprocessingDrawing" xmlns:wp="http://schemas.openxmlformats.org/drawingml/2006/wordprocessingDrawing" xmlns:w10="urn:schemas-microsoft-com:office:word" xmlns:w="http://schemas.openxmlformats.org/wordprocessingml/2006/main" xmlns:w14="http://schemas.microsoft.com/office/word/2010/wordml" xmlns:w15="http://schemas.microsoft.com/office/word/2012/wordml" xmlns:w16cex="http://schemas.microsoft.com/office/word/2018/wordml/cex" xmlns:w16cid="http://schemas.microsoft.com/office/word/2016/wordml/cid" xmlns:w16="http://schemas.microsoft.com/office/word/2018/wordml" xmlns:w16sdtdh="http://schemas.microsoft.com/office/word/2020/wordml/sdtdatahash" xmlns:w16se="http://schemas.microsoft.com/office/word/2015/wordml/symex" xmlns:wpg="http://schemas.microsoft.com/office/word/2010/wordprocessingGroup" xmlns:wpi="http://schemas.microsoft.com/office/word/2010/wordprocessingInk" xmlns:wne="http://schemas.microsoft.com/office/word/2006/wordml" xmlns:wps="http://schemas.microsoft.com/office/word/2010/wordprocessingShape" mc:Ignorable="w14 w15 w16se w16cid w16 w16cex w16sdtdh wp14">
+<w:footnotes xmlns:wpc="http://schemas.microsoft.com/office/word/2010/wordprocessingCanvas" xmlns:cx="http://schemas.microsoft.com/office/drawing/2014/chartex" xmlns:mc="http://schemas.openxmlformats.org/markup-compatibility/2006" xmlns:o="urn:schemas-microsoft-com:office:office" xmlns:r="http://schemas.openxmlformats.org/officeDocument/2006/relationships" xmlns:m="http://schemas.openxmlformats.org/officeDocument/2006/math" xmlns:v="urn:schemas-microsoft-com:vml" xmlns:wp14="http://schemas.microsoft.com/office/word/2010/wordprocessingDrawing" xmlns:wp="http://schemas.openxmlformats.org/drawingml/2006/wordprocessingDrawing" xmlns:w10="urn:schemas-microsoft-com:office:word" xmlns:w="http://schemas.openxmlformats.org/wordprocessingml/2006/main" xmlns:w14="http://schemas.microsoft.com/office/word/2010/wordml" xmlns:w15="http://schemas.microsoft.com/office/word/2012/wordml" xmlns:w16se="http://schemas.microsoft.com/office/word/2015/wordml/symex" xmlns:wpg="http://schemas.microsoft.com/office/word/2010/wordprocessingGroup" xmlns:wpi="http://schemas.microsoft.com/office/word/2010/wordprocessingInk" xmlns:wne="http://schemas.microsoft.com/office/word/2006/wordml" xmlns:wps="http://schemas.microsoft.com/office/word/2010/wordprocessingShape" mc:Ignorable="w14 w15 w16se wp14">
   <w:footnote w:type="separator" w:id="-1">
     <w:p>
       <w:pPr>
@@ -21821,7 +22320,7 @@
 </file>
 
 <file path=word/header1.xml><?xml version="1.0" encoding="utf-8"?>
-<w:hdr xmlns:wpc="http://schemas.microsoft.com/office/word/2010/wordprocessingCanvas" xmlns:cx="http://schemas.microsoft.com/office/drawing/2014/chartex" xmlns:cx1="http://schemas.microsoft.com/office/drawing/2015/9/8/chartex" xmlns:cx2="http://schemas.microsoft.com/office/drawing/2015/10/21/chartex" xmlns:cx3="http://schemas.microsoft.com/office/drawing/2016/5/9/chartex" xmlns:cx4="http://schemas.microsoft.com/office/drawing/2016/5/10/chartex" xmlns:cx5="http://schemas.microsoft.com/office/drawing/2016/5/11/chartex" xmlns:cx6="http://schemas.microsoft.com/office/drawing/2016/5/12/chartex" xmlns:cx7="http://schemas.microsoft.com/office/drawing/2016/5/13/chartex" xmlns:cx8="http://schemas.microsoft.com/office/drawing/2016/5/14/chartex" xmlns:mc="http://schemas.openxmlformats.org/markup-compatibility/2006" xmlns:aink="http://schemas.microsoft.com/office/drawing/2016/ink" xmlns:am3d="http://schemas.microsoft.com/office/drawing/2017/model3d" xmlns:o="urn:schemas-microsoft-com:office:office" xmlns:r="http://schemas.openxmlformats.org/officeDocument/2006/relationships" xmlns:m="http://schemas.openxmlformats.org/officeDocument/2006/math" xmlns:v="urn:schemas-microsoft-com:vml" xmlns:wp14="http://schemas.microsoft.com/office/word/2010/wordprocessingDrawing" xmlns:wp="http://schemas.openxmlformats.org/drawingml/2006/wordprocessingDrawing" xmlns:w10="urn:schemas-microsoft-com:office:word" xmlns:w="http://schemas.openxmlformats.org/wordprocessingml/2006/main" xmlns:w14="http://schemas.microsoft.com/office/word/2010/wordml" xmlns:w15="http://schemas.microsoft.com/office/word/2012/wordml" xmlns:w16cex="http://schemas.microsoft.com/office/word/2018/wordml/cex" xmlns:w16cid="http://schemas.microsoft.com/office/word/2016/wordml/cid" xmlns:w16="http://schemas.microsoft.com/office/word/2018/wordml" xmlns:w16sdtdh="http://schemas.microsoft.com/office/word/2020/wordml/sdtdatahash" xmlns:w16se="http://schemas.microsoft.com/office/word/2015/wordml/symex" xmlns:wpg="http://schemas.microsoft.com/office/word/2010/wordprocessingGroup" xmlns:wpi="http://schemas.microsoft.com/office/word/2010/wordprocessingInk" xmlns:wne="http://schemas.microsoft.com/office/word/2006/wordml" xmlns:wps="http://schemas.microsoft.com/office/word/2010/wordprocessingShape" mc:Ignorable="w14 w15 w16se w16cid w16 w16cex w16sdtdh wp14">
+<w:hdr xmlns:wpc="http://schemas.microsoft.com/office/word/2010/wordprocessingCanvas" xmlns:cx="http://schemas.microsoft.com/office/drawing/2014/chartex" xmlns:mc="http://schemas.openxmlformats.org/markup-compatibility/2006" xmlns:o="urn:schemas-microsoft-com:office:office" xmlns:r="http://schemas.openxmlformats.org/officeDocument/2006/relationships" xmlns:m="http://schemas.openxmlformats.org/officeDocument/2006/math" xmlns:v="urn:schemas-microsoft-com:vml" xmlns:wp14="http://schemas.microsoft.com/office/word/2010/wordprocessingDrawing" xmlns:wp="http://schemas.openxmlformats.org/drawingml/2006/wordprocessingDrawing" xmlns:w10="urn:schemas-microsoft-com:office:word" xmlns:w="http://schemas.openxmlformats.org/wordprocessingml/2006/main" xmlns:w14="http://schemas.microsoft.com/office/word/2010/wordml" xmlns:w15="http://schemas.microsoft.com/office/word/2012/wordml" xmlns:w16se="http://schemas.microsoft.com/office/word/2015/wordml/symex" xmlns:wpg="http://schemas.microsoft.com/office/word/2010/wordprocessingGroup" xmlns:wpi="http://schemas.microsoft.com/office/word/2010/wordprocessingInk" xmlns:wne="http://schemas.microsoft.com/office/word/2006/wordml" xmlns:wps="http://schemas.microsoft.com/office/word/2010/wordprocessingShape" mc:Ignorable="w14 w15 w16se wp14">
   <w:p>
     <w:pPr>
       <w:pStyle w:val="Encabezado"/>
@@ -21893,7 +22392,7 @@
 </file>
 
 <file path=word/numbering.xml><?xml version="1.0" encoding="utf-8"?>
-<w:numbering xmlns:wpc="http://schemas.microsoft.com/office/word/2010/wordprocessingCanvas" xmlns:cx="http://schemas.microsoft.com/office/drawing/2014/chartex" xmlns:cx1="http://schemas.microsoft.com/office/drawing/2015/9/8/chartex" xmlns:cx2="http://schemas.microsoft.com/office/drawing/2015/10/21/chartex" xmlns:cx3="http://schemas.microsoft.com/office/drawing/2016/5/9/chartex" xmlns:cx4="http://schemas.microsoft.com/office/drawing/2016/5/10/chartex" xmlns:cx5="http://schemas.microsoft.com/office/drawing/2016/5/11/chartex" xmlns:cx6="http://schemas.microsoft.com/office/drawing/2016/5/12/chartex" xmlns:cx7="http://schemas.microsoft.com/office/drawing/2016/5/13/chartex" xmlns:cx8="http://schemas.microsoft.com/office/drawing/2016/5/14/chartex" xmlns:mc="http://schemas.openxmlformats.org/markup-compatibility/2006" xmlns:aink="http://schemas.microsoft.com/office/drawing/2016/ink" xmlns:am3d="http://schemas.microsoft.com/office/drawing/2017/model3d" xmlns:o="urn:schemas-microsoft-com:office:office" xmlns:r="http://schemas.openxmlformats.org/officeDocument/2006/relationships" xmlns:m="http://schemas.openxmlformats.org/officeDocument/2006/math" xmlns:v="urn:schemas-microsoft-com:vml" xmlns:wp14="http://schemas.microsoft.com/office/word/2010/wordprocessingDrawing" xmlns:wp="http://schemas.openxmlformats.org/drawingml/2006/wordprocessingDrawing" xmlns:w10="urn:schemas-microsoft-com:office:word" xmlns:w="http://schemas.openxmlformats.org/wordprocessingml/2006/main" xmlns:w14="http://schemas.microsoft.com/office/word/2010/wordml" xmlns:w15="http://schemas.microsoft.com/office/word/2012/wordml" xmlns:w16cex="http://schemas.microsoft.com/office/word/2018/wordml/cex" xmlns:w16cid="http://schemas.microsoft.com/office/word/2016/wordml/cid" xmlns:w16="http://schemas.microsoft.com/office/word/2018/wordml" xmlns:w16sdtdh="http://schemas.microsoft.com/office/word/2020/wordml/sdtdatahash" xmlns:w16se="http://schemas.microsoft.com/office/word/2015/wordml/symex" xmlns:wpg="http://schemas.microsoft.com/office/word/2010/wordprocessingGroup" xmlns:wpi="http://schemas.microsoft.com/office/word/2010/wordprocessingInk" xmlns:wne="http://schemas.microsoft.com/office/word/2006/wordml" xmlns:wps="http://schemas.microsoft.com/office/word/2010/wordprocessingShape" mc:Ignorable="w14 w15 w16se w16cid w16 w16cex w16sdtdh wp14">
+<w:numbering xmlns:wpc="http://schemas.microsoft.com/office/word/2010/wordprocessingCanvas" xmlns:cx="http://schemas.microsoft.com/office/drawing/2014/chartex" xmlns:mc="http://schemas.openxmlformats.org/markup-compatibility/2006" xmlns:o="urn:schemas-microsoft-com:office:office" xmlns:r="http://schemas.openxmlformats.org/officeDocument/2006/relationships" xmlns:m="http://schemas.openxmlformats.org/officeDocument/2006/math" xmlns:v="urn:schemas-microsoft-com:vml" xmlns:wp14="http://schemas.microsoft.com/office/word/2010/wordprocessingDrawing" xmlns:wp="http://schemas.openxmlformats.org/drawingml/2006/wordprocessingDrawing" xmlns:w10="urn:schemas-microsoft-com:office:word" xmlns:w="http://schemas.openxmlformats.org/wordprocessingml/2006/main" xmlns:w14="http://schemas.microsoft.com/office/word/2010/wordml" xmlns:w15="http://schemas.microsoft.com/office/word/2012/wordml" xmlns:w16se="http://schemas.microsoft.com/office/word/2015/wordml/symex" xmlns:wpg="http://schemas.microsoft.com/office/word/2010/wordprocessingGroup" xmlns:wpi="http://schemas.microsoft.com/office/word/2010/wordprocessingInk" xmlns:wne="http://schemas.microsoft.com/office/word/2006/wordml" xmlns:wps="http://schemas.microsoft.com/office/word/2010/wordprocessingShape" mc:Ignorable="w14 w15 w16se wp14">
   <w:abstractNum w:abstractNumId="0" w15:restartNumberingAfterBreak="0">
     <w:nsid w:val="FFFFFF89"/>
     <w:multiLevelType w:val="singleLevel"/>
@@ -29626,7 +30125,7 @@
 </file>
 
 <file path=word/styles.xml><?xml version="1.0" encoding="utf-8"?>
-<w:styles xmlns:mc="http://schemas.openxmlformats.org/markup-compatibility/2006" xmlns:r="http://schemas.openxmlformats.org/officeDocument/2006/relationships" xmlns:w="http://schemas.openxmlformats.org/wordprocessingml/2006/main" xmlns:w14="http://schemas.microsoft.com/office/word/2010/wordml" xmlns:w15="http://schemas.microsoft.com/office/word/2012/wordml" xmlns:w16cex="http://schemas.microsoft.com/office/word/2018/wordml/cex" xmlns:w16cid="http://schemas.microsoft.com/office/word/2016/wordml/cid" xmlns:w16="http://schemas.microsoft.com/office/word/2018/wordml" xmlns:w16sdtdh="http://schemas.microsoft.com/office/word/2020/wordml/sdtdatahash" xmlns:w16se="http://schemas.microsoft.com/office/word/2015/wordml/symex" mc:Ignorable="w14 w15 w16se w16cid w16 w16cex w16sdtdh">
+<w:styles xmlns:mc="http://schemas.openxmlformats.org/markup-compatibility/2006" xmlns:r="http://schemas.openxmlformats.org/officeDocument/2006/relationships" xmlns:w="http://schemas.openxmlformats.org/wordprocessingml/2006/main" xmlns:w14="http://schemas.microsoft.com/office/word/2010/wordml" xmlns:w15="http://schemas.microsoft.com/office/word/2012/wordml" xmlns:w16se="http://schemas.microsoft.com/office/word/2015/wordml/symex" mc:Ignorable="w14 w15 w16se">
   <w:docDefaults>
     <w:rPrDefault>
       <w:rPr>
@@ -29636,7 +30135,7 @@
     </w:rPrDefault>
     <w:pPrDefault/>
   </w:docDefaults>
-  <w:latentStyles w:defLockedState="0" w:defUIPriority="99" w:defSemiHidden="0" w:defUnhideWhenUsed="0" w:defQFormat="0" w:count="376">
+  <w:latentStyles w:defLockedState="0" w:defUIPriority="99" w:defSemiHidden="0" w:defUnhideWhenUsed="0" w:defQFormat="0" w:count="371">
     <w:lsdException w:name="Normal" w:uiPriority="0" w:qFormat="1"/>
     <w:lsdException w:name="heading 1" w:uiPriority="9" w:qFormat="1"/>
     <w:lsdException w:name="heading 2" w:semiHidden="1" w:uiPriority="9" w:unhideWhenUsed="1" w:qFormat="1"/>
@@ -29742,6 +30241,7 @@
     <w:lsdException w:name="HTML Sample" w:semiHidden="1" w:unhideWhenUsed="1"/>
     <w:lsdException w:name="HTML Typewriter" w:semiHidden="1" w:unhideWhenUsed="1"/>
     <w:lsdException w:name="HTML Variable" w:semiHidden="1" w:unhideWhenUsed="1"/>
+    <w:lsdException w:name="Normal Table" w:semiHidden="1" w:unhideWhenUsed="1"/>
     <w:lsdException w:name="annotation subject" w:semiHidden="1" w:unhideWhenUsed="1"/>
     <w:lsdException w:name="No List" w:semiHidden="1" w:unhideWhenUsed="1"/>
     <w:lsdException w:name="Outline List 1" w:semiHidden="1" w:unhideWhenUsed="1"/>
@@ -29788,8 +30288,10 @@
     <w:lsdException w:name="Table Subtle 2" w:semiHidden="1" w:unhideWhenUsed="1"/>
     <w:lsdException w:name="Table Web 1" w:semiHidden="1" w:unhideWhenUsed="1"/>
     <w:lsdException w:name="Table Web 2" w:semiHidden="1" w:unhideWhenUsed="1"/>
+    <w:lsdException w:name="Table Web 3" w:semiHidden="1" w:unhideWhenUsed="1"/>
     <w:lsdException w:name="Balloon Text" w:semiHidden="1" w:unhideWhenUsed="1"/>
     <w:lsdException w:name="Table Grid" w:uiPriority="39"/>
+    <w:lsdException w:name="Table Theme" w:semiHidden="1" w:unhideWhenUsed="1"/>
     <w:lsdException w:name="Placeholder Text" w:semiHidden="1"/>
     <w:lsdException w:name="No Spacing" w:uiPriority="1" w:qFormat="1"/>
     <w:lsdException w:name="Light Shading" w:uiPriority="60"/>
@@ -30005,11 +30507,6 @@
     <w:lsdException w:name="List Table 5 Dark Accent 6" w:uiPriority="50"/>
     <w:lsdException w:name="List Table 6 Colorful Accent 6" w:uiPriority="51"/>
     <w:lsdException w:name="List Table 7 Colorful Accent 6" w:uiPriority="52"/>
-    <w:lsdException w:name="Mention" w:semiHidden="1" w:unhideWhenUsed="1"/>
-    <w:lsdException w:name="Smart Hyperlink" w:semiHidden="1" w:unhideWhenUsed="1"/>
-    <w:lsdException w:name="Hashtag" w:semiHidden="1" w:unhideWhenUsed="1"/>
-    <w:lsdException w:name="Unresolved Mention" w:semiHidden="1" w:unhideWhenUsed="1"/>
-    <w:lsdException w:name="Smart Link" w:semiHidden="1" w:unhideWhenUsed="1"/>
   </w:latentStyles>
   <w:style w:type="paragraph" w:default="1" w:styleId="Normal">
     <w:name w:val="Normal"/>
@@ -31010,7 +31507,7 @@
       </w:tcPr>
     </w:tblStylePr>
   </w:style>
-  <w:style w:type="character" w:styleId="Mencinsinresolver">
+  <w:style w:type="character" w:customStyle="1" w:styleId="UnresolvedMention">
     <w:name w:val="Unresolved Mention"/>
     <w:basedOn w:val="Fuentedeprrafopredeter"/>
     <w:uiPriority w:val="99"/>
@@ -31331,10 +31828,6 @@
 </file>
 
 <file path=customXml/item1.xml><?xml version="1.0" encoding="utf-8"?>
-<b:Sources xmlns:b="http://schemas.openxmlformats.org/officeDocument/2006/bibliography" xmlns="http://schemas.openxmlformats.org/officeDocument/2006/bibliography" SelectedStyle="\APASixthEditionOfficeOnline.xsl" StyleName="APA" Version="6"/>
-</file>
-
-<file path=customXml/item2.xml><?xml version="1.0" encoding="utf-8"?>
 <p:properties xmlns:p="http://schemas.microsoft.com/office/2006/metadata/properties" xmlns:xsi="http://www.w3.org/2001/XMLSchema-instance" xmlns:pc="http://schemas.microsoft.com/office/infopath/2007/PartnerControls">
   <documentManagement>
     <TaxCatchAll xmlns="13c90a0b-73bc-4dc0-be5f-28d77b615beb" xsi:nil="true"/>
@@ -31345,16 +31838,7 @@
 </p:properties>
 </file>
 
-<file path=customXml/item3.xml><?xml version="1.0" encoding="utf-8"?>
-<?mso-contentType ?>
-<FormTemplates xmlns="http://schemas.microsoft.com/sharepoint/v3/contenttype/forms">
-  <Display>DocumentLibraryForm</Display>
-  <Edit>DocumentLibraryForm</Edit>
-  <New>DocumentLibraryForm</New>
-</FormTemplates>
-</file>
-
-<file path=customXml/item4.xml><?xml version="1.0" encoding="utf-8"?>
+<file path=customXml/item2.xml><?xml version="1.0" encoding="utf-8"?>
 <ct:contentTypeSchema xmlns:ct="http://schemas.microsoft.com/office/2006/metadata/contentType" xmlns:ma="http://schemas.microsoft.com/office/2006/metadata/properties/metaAttributes" ct:_="" ma:_="" ma:contentTypeName="Documento" ma:contentTypeID="0x0101006A81D6BD42E8DF4C91013959704817E1" ma:contentTypeVersion="15" ma:contentTypeDescription="Crear nuevo documento." ma:contentTypeScope="" ma:versionID="bf4f72ffd194f0963ff564daca6869f7">
   <xsd:schema xmlns:xsd="http://www.w3.org/2001/XMLSchema" xmlns:xs="http://www.w3.org/2001/XMLSchema" xmlns:p="http://schemas.microsoft.com/office/2006/metadata/properties" xmlns:ns2="13c90a0b-73bc-4dc0-be5f-28d77b615beb" xmlns:ns3="13c93bba-48ce-428c-bfe5-88b42c19b028" targetNamespace="http://schemas.microsoft.com/office/2006/metadata/properties" ma:root="true" ma:fieldsID="8718d6f4873a5b1392a45044efa78385" ns2:_="" ns3:_="">
     <xsd:import namespace="13c90a0b-73bc-4dc0-be5f-28d77b615beb"/>
@@ -31589,15 +32073,20 @@
 </ct:contentTypeSchema>
 </file>
 
-<file path=customXml/itemProps1.xml><?xml version="1.0" encoding="utf-8"?>
-<ds:datastoreItem xmlns:ds="http://schemas.openxmlformats.org/officeDocument/2006/customXml" ds:itemID="{30DAD7EE-3298-4C39-9747-46312FE861B0}">
-  <ds:schemaRefs>
-    <ds:schemaRef ds:uri="http://schemas.openxmlformats.org/officeDocument/2006/bibliography"/>
-  </ds:schemaRefs>
-</ds:datastoreItem>
+<file path=customXml/item3.xml><?xml version="1.0" encoding="utf-8"?>
+<?mso-contentType ?>
+<FormTemplates xmlns="http://schemas.microsoft.com/sharepoint/v3/contenttype/forms">
+  <Display>DocumentLibraryForm</Display>
+  <Edit>DocumentLibraryForm</Edit>
+  <New>DocumentLibraryForm</New>
+</FormTemplates>
 </file>
 
-<file path=customXml/itemProps2.xml><?xml version="1.0" encoding="utf-8"?>
+<file path=customXml/item4.xml><?xml version="1.0" encoding="utf-8"?>
+<b:Sources xmlns:b="http://schemas.openxmlformats.org/officeDocument/2006/bibliography" xmlns="http://schemas.openxmlformats.org/officeDocument/2006/bibliography" SelectedStyle="\APASixthEditionOfficeOnline.xsl" StyleName="APA" Version="6"/>
+</file>
+
+<file path=customXml/itemProps1.xml><?xml version="1.0" encoding="utf-8"?>
 <ds:datastoreItem xmlns:ds="http://schemas.openxmlformats.org/officeDocument/2006/customXml" ds:itemID="{98952ED3-F1F5-448B-BEE2-105F14FEF878}">
   <ds:schemaRefs>
     <ds:schemaRef ds:uri="http://schemas.microsoft.com/office/2006/metadata/properties"/>
@@ -31608,15 +32097,7 @@
 </ds:datastoreItem>
 </file>
 
-<file path=customXml/itemProps3.xml><?xml version="1.0" encoding="utf-8"?>
-<ds:datastoreItem xmlns:ds="http://schemas.openxmlformats.org/officeDocument/2006/customXml" ds:itemID="{37BFEC00-225C-47F3-9A59-B03CEF9E0125}">
-  <ds:schemaRefs>
-    <ds:schemaRef ds:uri="http://schemas.microsoft.com/sharepoint/v3/contenttype/forms"/>
-  </ds:schemaRefs>
-</ds:datastoreItem>
-</file>
-
-<file path=customXml/itemProps4.xml><?xml version="1.0" encoding="utf-8"?>
+<file path=customXml/itemProps2.xml><?xml version="1.0" encoding="utf-8"?>
 <ds:datastoreItem xmlns:ds="http://schemas.openxmlformats.org/officeDocument/2006/customXml" ds:itemID="{413AFAD9-7DDB-40EB-8395-A1511AEB4A32}">
   <ds:schemaRefs>
     <ds:schemaRef ds:uri="http://schemas.microsoft.com/office/2006/metadata/contentType"/>
@@ -31633,4 +32114,20 @@
     <ds:schemaRef ds:uri="http://schemas.microsoft.com/internal/obd"/>
   </ds:schemaRefs>
 </ds:datastoreItem>
+</file>
+
+<file path=customXml/itemProps3.xml><?xml version="1.0" encoding="utf-8"?>
+<ds:datastoreItem xmlns:ds="http://schemas.openxmlformats.org/officeDocument/2006/customXml" ds:itemID="{37BFEC00-225C-47F3-9A59-B03CEF9E0125}">
+  <ds:schemaRefs>
+    <ds:schemaRef ds:uri="http://schemas.microsoft.com/sharepoint/v3/contenttype/forms"/>
+  </ds:schemaRefs>
+</ds:datastoreItem>
+</file>
+
+<file path=customXml/itemProps4.xml><?xml version="1.0" encoding="utf-8"?>
+<ds:datastoreItem xmlns:ds="http://schemas.openxmlformats.org/officeDocument/2006/customXml" ds:itemID="{EAD55F17-D5AA-4C2C-8A82-4639B8228307}">
+  <ds:schemaRefs>
+    <ds:schemaRef ds:uri="http://schemas.openxmlformats.org/officeDocument/2006/bibliography"/>
+  </ds:schemaRefs>
+</ds:datastoreItem>
 </file>